--- a/evidenciasSemana1.docx
+++ b/evidenciasSemana1.docx
@@ -8,7 +8,66 @@
           <w:rFonts w:ascii="Arial" w:hAnsi="Arial" w:cs="Arial"/>
           <w:sz w:val="24"/>
           <w:szCs w:val="24"/>
-          <w:lang w:val="en-US"/>
+        </w:rPr>
+      </w:pPr>
+      <w:r>
+        <w:rPr>
+          <w:rFonts w:ascii="Arial" w:hAnsi="Arial" w:cs="Arial"/>
+          <w:sz w:val="24"/>
+          <w:szCs w:val="24"/>
+        </w:rPr>
+        <w:t>Integrantes:</w:t>
+      </w:r>
+    </w:p>
+    <w:p>
+      <w:pPr>
+        <w:rPr>
+          <w:rFonts w:ascii="Arial" w:hAnsi="Arial" w:cs="Arial"/>
+          <w:sz w:val="24"/>
+          <w:szCs w:val="24"/>
+        </w:rPr>
+      </w:pPr>
+      <w:r>
+        <w:rPr>
+          <w:rFonts w:ascii="Arial" w:hAnsi="Arial" w:cs="Arial"/>
+          <w:sz w:val="24"/>
+          <w:szCs w:val="24"/>
+        </w:rPr>
+        <w:t>Eduardo Gael Alonso Lara</w:t>
+      </w:r>
+    </w:p>
+    <w:p>
+      <w:pPr>
+        <w:rPr>
+          <w:rFonts w:ascii="Arial" w:hAnsi="Arial" w:cs="Arial"/>
+          <w:sz w:val="24"/>
+          <w:szCs w:val="24"/>
+        </w:rPr>
+      </w:pPr>
+      <w:r>
+        <w:rPr>
+          <w:rFonts w:ascii="Arial" w:hAnsi="Arial" w:cs="Arial"/>
+          <w:sz w:val="24"/>
+          <w:szCs w:val="24"/>
+        </w:rPr>
+        <w:t>Alfredo Isamel Ramos Zuñiga</w:t>
+      </w:r>
+    </w:p>
+    <w:p>
+      <w:pPr>
+        <w:rPr>
+          <w:rFonts w:ascii="Arial" w:hAnsi="Arial" w:cs="Arial"/>
+          <w:sz w:val="24"/>
+          <w:szCs w:val="24"/>
+        </w:rPr>
+      </w:pPr>
+    </w:p>
+    <w:p>
+      <w:pPr>
+        <w:rPr>
+          <w:rFonts w:ascii="Arial" w:hAnsi="Arial" w:cs="Arial"/>
+          <w:sz w:val="24"/>
+          <w:szCs w:val="24"/>
         </w:rPr>
       </w:pPr>
       <w:r>
@@ -24,7 +83,6 @@
           <w:rFonts w:ascii="Arial" w:hAnsi="Arial" w:cs="Arial"/>
           <w:sz w:val="24"/>
           <w:szCs w:val="24"/>
-          <w:lang w:val="en-US"/>
         </w:rPr>
         <w:t>:</w:t>
       </w:r>
@@ -119,6 +177,7 @@
           <w:sz w:val="24"/>
           <w:szCs w:val="24"/>
         </w:rPr>
+        <w:lastRenderedPageBreak/>
         <w:drawing>
           <wp:inline distT="0" distB="0" distL="0" distR="0" wp14:anchorId="28F77E53" wp14:editId="57C37964">
             <wp:extent cx="5612130" cy="2971800"/>
@@ -179,7 +238,6 @@
           <w:sz w:val="24"/>
           <w:szCs w:val="24"/>
         </w:rPr>
-        <w:lastRenderedPageBreak/>
         <w:t>Dia 2:</w:t>
       </w:r>
     </w:p>
@@ -265,6 +323,7 @@
           <w:sz w:val="24"/>
           <w:szCs w:val="24"/>
         </w:rPr>
+        <w:lastRenderedPageBreak/>
         <w:drawing>
           <wp:inline distT="0" distB="0" distL="0" distR="0" wp14:anchorId="54565F18" wp14:editId="567192C0">
             <wp:extent cx="5612130" cy="2992120"/>
@@ -316,7 +375,6 @@
           <w:sz w:val="24"/>
           <w:szCs w:val="24"/>
         </w:rPr>
-        <w:lastRenderedPageBreak/>
         <w:drawing>
           <wp:inline distT="0" distB="0" distL="0" distR="0" wp14:anchorId="0AC78C16" wp14:editId="0DC30CB5">
             <wp:extent cx="5612130" cy="2995930"/>
@@ -411,6 +469,7 @@
           <w:sz w:val="24"/>
           <w:szCs w:val="24"/>
         </w:rPr>
+        <w:lastRenderedPageBreak/>
         <w:drawing>
           <wp:inline distT="0" distB="0" distL="0" distR="0" wp14:anchorId="25C5F417" wp14:editId="2A27C5D7">
             <wp:extent cx="5612130" cy="2971800"/>
@@ -462,7 +521,6 @@
           <w:sz w:val="24"/>
           <w:szCs w:val="24"/>
         </w:rPr>
-        <w:lastRenderedPageBreak/>
         <w:drawing>
           <wp:inline distT="0" distB="0" distL="0" distR="0" wp14:anchorId="449B19DD" wp14:editId="412EDCDC">
             <wp:extent cx="5612130" cy="2988945"/>
@@ -499,6 +557,24 @@
           </wp:inline>
         </w:drawing>
       </w:r>
+    </w:p>
+    <w:p>
+      <w:pPr>
+        <w:rPr>
+          <w:rFonts w:ascii="Arial" w:hAnsi="Arial" w:cs="Arial"/>
+          <w:sz w:val="24"/>
+          <w:szCs w:val="24"/>
+        </w:rPr>
+      </w:pPr>
+    </w:p>
+    <w:p>
+      <w:pPr>
+        <w:rPr>
+          <w:rFonts w:ascii="Arial" w:hAnsi="Arial" w:cs="Arial"/>
+          <w:sz w:val="24"/>
+          <w:szCs w:val="24"/>
+        </w:rPr>
+      </w:pPr>
     </w:p>
     <w:sectPr>
       <w:pgSz w:w="12240" w:h="15840"/>

--- a/evidenciasSemana1.docx
+++ b/evidenciasSemana1.docx
@@ -123,6 +123,7 @@
       <w:r>
         <w:rPr>
           <w:rFonts w:ascii="Arial" w:hAnsi="Arial" w:cs="Arial"/>
+          <w:noProof/>
           <w:sz w:val="24"/>
           <w:szCs w:val="24"/>
         </w:rPr>
@@ -174,6 +175,7 @@
       <w:r>
         <w:rPr>
           <w:rFonts w:ascii="Arial" w:hAnsi="Arial" w:cs="Arial"/>
+          <w:noProof/>
           <w:sz w:val="24"/>
           <w:szCs w:val="24"/>
         </w:rPr>
@@ -269,6 +271,7 @@
       <w:r>
         <w:rPr>
           <w:rFonts w:ascii="Arial" w:hAnsi="Arial" w:cs="Arial"/>
+          <w:noProof/>
           <w:sz w:val="24"/>
           <w:szCs w:val="24"/>
         </w:rPr>
@@ -320,6 +323,7 @@
       <w:r>
         <w:rPr>
           <w:rFonts w:ascii="Arial" w:hAnsi="Arial" w:cs="Arial"/>
+          <w:noProof/>
           <w:sz w:val="24"/>
           <w:szCs w:val="24"/>
         </w:rPr>
@@ -372,6 +376,7 @@
       <w:r>
         <w:rPr>
           <w:rFonts w:ascii="Arial" w:hAnsi="Arial" w:cs="Arial"/>
+          <w:noProof/>
           <w:sz w:val="24"/>
           <w:szCs w:val="24"/>
         </w:rPr>
@@ -435,7 +440,39 @@
           <w:sz w:val="24"/>
           <w:szCs w:val="24"/>
         </w:rPr>
-        <w:t>Dia 3:</w:t>
+        <w:t>Dia 3</w:t>
+      </w:r>
+      <w:r>
+        <w:rPr>
+          <w:rFonts w:ascii="Arial" w:hAnsi="Arial" w:cs="Arial"/>
+          <w:sz w:val="24"/>
+          <w:szCs w:val="24"/>
+        </w:rPr>
+        <w:t>,</w:t>
+      </w:r>
+      <w:r>
+        <w:rPr>
+          <w:rFonts w:ascii="Arial" w:hAnsi="Arial" w:cs="Arial"/>
+          <w:sz w:val="24"/>
+          <w:szCs w:val="24"/>
+        </w:rPr>
+        <w:t xml:space="preserve"> 4</w:t>
+      </w:r>
+      <w:r>
+        <w:rPr>
+          <w:rFonts w:ascii="Arial" w:hAnsi="Arial" w:cs="Arial"/>
+          <w:sz w:val="24"/>
+          <w:szCs w:val="24"/>
+        </w:rPr>
+        <w:t xml:space="preserve"> y 5</w:t>
+      </w:r>
+      <w:r>
+        <w:rPr>
+          <w:rFonts w:ascii="Arial" w:hAnsi="Arial" w:cs="Arial"/>
+          <w:sz w:val="24"/>
+          <w:szCs w:val="24"/>
+        </w:rPr>
+        <w:t>:</w:t>
       </w:r>
     </w:p>
     <w:p>
@@ -466,6 +503,7 @@
       <w:r>
         <w:rPr>
           <w:rFonts w:ascii="Arial" w:hAnsi="Arial" w:cs="Arial"/>
+          <w:noProof/>
           <w:sz w:val="24"/>
           <w:szCs w:val="24"/>
         </w:rPr>
@@ -518,6 +556,7 @@
       <w:r>
         <w:rPr>
           <w:rFonts w:ascii="Arial" w:hAnsi="Arial" w:cs="Arial"/>
+          <w:noProof/>
           <w:sz w:val="24"/>
           <w:szCs w:val="24"/>
         </w:rPr>
@@ -575,6 +614,169 @@
           <w:szCs w:val="24"/>
         </w:rPr>
       </w:pPr>
+      <w:r>
+        <w:rPr>
+          <w:rFonts w:ascii="Arial" w:hAnsi="Arial" w:cs="Arial"/>
+          <w:sz w:val="24"/>
+          <w:szCs w:val="24"/>
+        </w:rPr>
+        <w:t>Por otro lado, se implemento el guardado a través del uso del localStorage con varios intentos que hasta la fecha se sigue trabajando y buscando posibles errores</w:t>
+      </w:r>
+    </w:p>
+    <w:p>
+      <w:pPr>
+        <w:rPr>
+          <w:rFonts w:ascii="Arial" w:hAnsi="Arial" w:cs="Arial"/>
+          <w:sz w:val="24"/>
+          <w:szCs w:val="24"/>
+        </w:rPr>
+      </w:pPr>
+      <w:r>
+        <w:rPr>
+          <w:rFonts w:ascii="Arial" w:hAnsi="Arial" w:cs="Arial"/>
+          <w:sz w:val="24"/>
+          <w:szCs w:val="24"/>
+        </w:rPr>
+        <w:lastRenderedPageBreak/>
+        <w:drawing>
+          <wp:inline distT="0" distB="0" distL="0" distR="0" wp14:anchorId="45398458" wp14:editId="3C16DE77">
+            <wp:extent cx="5612130" cy="2992120"/>
+            <wp:effectExtent l="0" t="0" r="7620" b="0"/>
+            <wp:docPr id="1217639629" name="Imagen 1"/>
+            <wp:cNvGraphicFramePr>
+              <a:graphicFrameLocks xmlns:a="http://schemas.openxmlformats.org/drawingml/2006/main" noChangeAspect="1"/>
+            </wp:cNvGraphicFramePr>
+            <a:graphic xmlns:a="http://schemas.openxmlformats.org/drawingml/2006/main">
+              <a:graphicData uri="http://schemas.openxmlformats.org/drawingml/2006/picture">
+                <pic:pic xmlns:pic="http://schemas.openxmlformats.org/drawingml/2006/picture">
+                  <pic:nvPicPr>
+                    <pic:cNvPr id="1217639629" name=""/>
+                    <pic:cNvPicPr/>
+                  </pic:nvPicPr>
+                  <pic:blipFill>
+                    <a:blip r:embed="rId11"/>
+                    <a:stretch>
+                      <a:fillRect/>
+                    </a:stretch>
+                  </pic:blipFill>
+                  <pic:spPr>
+                    <a:xfrm>
+                      <a:off x="0" y="0"/>
+                      <a:ext cx="5612130" cy="2992120"/>
+                    </a:xfrm>
+                    <a:prstGeom prst="rect">
+                      <a:avLst/>
+                    </a:prstGeom>
+                  </pic:spPr>
+                </pic:pic>
+              </a:graphicData>
+            </a:graphic>
+          </wp:inline>
+        </w:drawing>
+      </w:r>
+    </w:p>
+    <w:p>
+      <w:pPr>
+        <w:rPr>
+          <w:rFonts w:ascii="Arial" w:hAnsi="Arial" w:cs="Arial"/>
+          <w:sz w:val="24"/>
+          <w:szCs w:val="24"/>
+        </w:rPr>
+      </w:pPr>
+    </w:p>
+    <w:p>
+      <w:pPr>
+        <w:rPr>
+          <w:rFonts w:ascii="Arial" w:hAnsi="Arial" w:cs="Arial"/>
+          <w:sz w:val="24"/>
+          <w:szCs w:val="24"/>
+        </w:rPr>
+      </w:pPr>
+      <w:r>
+        <w:rPr>
+          <w:rFonts w:ascii="Arial" w:hAnsi="Arial" w:cs="Arial"/>
+          <w:sz w:val="24"/>
+          <w:szCs w:val="24"/>
+        </w:rPr>
+        <w:t>Dia 6 y 7:</w:t>
+      </w:r>
+    </w:p>
+    <w:p>
+      <w:pPr>
+        <w:rPr>
+          <w:rFonts w:ascii="Arial" w:hAnsi="Arial" w:cs="Arial"/>
+          <w:sz w:val="24"/>
+          <w:szCs w:val="24"/>
+        </w:rPr>
+      </w:pPr>
+      <w:r>
+        <w:rPr>
+          <w:rFonts w:ascii="Arial" w:hAnsi="Arial" w:cs="Arial"/>
+          <w:sz w:val="24"/>
+          <w:szCs w:val="24"/>
+        </w:rPr>
+        <w:t>Se comenzó a trabajar en la funcionalidad del crud para las actividades que esten registradas en el localStorage</w:t>
+      </w:r>
+    </w:p>
+    <w:p>
+      <w:pPr>
+        <w:rPr>
+          <w:rFonts w:ascii="Arial" w:hAnsi="Arial" w:cs="Arial"/>
+          <w:sz w:val="24"/>
+          <w:szCs w:val="24"/>
+        </w:rPr>
+      </w:pPr>
+    </w:p>
+    <w:p>
+      <w:pPr>
+        <w:rPr>
+          <w:rFonts w:ascii="Arial" w:hAnsi="Arial" w:cs="Arial"/>
+          <w:sz w:val="24"/>
+          <w:szCs w:val="24"/>
+        </w:rPr>
+      </w:pPr>
+      <w:r>
+        <w:rPr>
+          <w:rFonts w:ascii="Arial" w:hAnsi="Arial" w:cs="Arial"/>
+          <w:sz w:val="24"/>
+          <w:szCs w:val="24"/>
+        </w:rPr>
+        <w:drawing>
+          <wp:inline distT="0" distB="0" distL="0" distR="0" wp14:anchorId="5E976813" wp14:editId="688824B6">
+            <wp:extent cx="5612130" cy="2971800"/>
+            <wp:effectExtent l="0" t="0" r="7620" b="0"/>
+            <wp:docPr id="1054091428" name="Imagen 1"/>
+            <wp:cNvGraphicFramePr>
+              <a:graphicFrameLocks xmlns:a="http://schemas.openxmlformats.org/drawingml/2006/main" noChangeAspect="1"/>
+            </wp:cNvGraphicFramePr>
+            <a:graphic xmlns:a="http://schemas.openxmlformats.org/drawingml/2006/main">
+              <a:graphicData uri="http://schemas.openxmlformats.org/drawingml/2006/picture">
+                <pic:pic xmlns:pic="http://schemas.openxmlformats.org/drawingml/2006/picture">
+                  <pic:nvPicPr>
+                    <pic:cNvPr id="1054091428" name=""/>
+                    <pic:cNvPicPr/>
+                  </pic:nvPicPr>
+                  <pic:blipFill>
+                    <a:blip r:embed="rId12"/>
+                    <a:stretch>
+                      <a:fillRect/>
+                    </a:stretch>
+                  </pic:blipFill>
+                  <pic:spPr>
+                    <a:xfrm>
+                      <a:off x="0" y="0"/>
+                      <a:ext cx="5612130" cy="2971800"/>
+                    </a:xfrm>
+                    <a:prstGeom prst="rect">
+                      <a:avLst/>
+                    </a:prstGeom>
+                  </pic:spPr>
+                </pic:pic>
+              </a:graphicData>
+            </a:graphic>
+          </wp:inline>
+        </w:drawing>
+      </w:r>
     </w:p>
     <w:sectPr>
       <w:pgSz w:w="12240" w:h="15840"/>
